--- a/project-personal/stage5/report/report.docx
+++ b/project-personal/stage5/report/report.docx
@@ -7,65 +7,53 @@
         <w:pStyle w:val="Title"/>
       </w:pPr>
       <w:r>
-        <w:t xml:space="preserve">Шаблон</w:t>
+        <w:t xml:space="preserve">Работа</w:t>
       </w:r>
       <w:r>
         <w:t xml:space="preserve"> </w:t>
       </w:r>
       <w:r>
-        <w:t xml:space="preserve">отчёта</w:t>
+        <w:t xml:space="preserve">с</w:t>
       </w:r>
       <w:r>
         <w:t xml:space="preserve"> </w:t>
       </w:r>
       <w:r>
-        <w:t xml:space="preserve">по</w:t>
+        <w:t xml:space="preserve">burpsuite</w:t>
+      </w:r>
+    </w:p>
+    <w:p>
+      <w:pPr>
+        <w:pStyle w:val="Subtitle"/>
+      </w:pPr>
+      <w:r>
+        <w:t xml:space="preserve">Часть</w:t>
       </w:r>
       <w:r>
         <w:t xml:space="preserve"> </w:t>
       </w:r>
       <w:r>
-        <w:t xml:space="preserve">лабораторной</w:t>
+        <w:t xml:space="preserve">5</w:t>
+      </w:r>
+    </w:p>
+    <w:p>
+      <w:pPr>
+        <w:pStyle w:val="Author"/>
+      </w:pPr>
+      <w:r>
+        <w:t xml:space="preserve">Казначеев</w:t>
       </w:r>
       <w:r>
         <w:t xml:space="preserve"> </w:t>
       </w:r>
       <w:r>
-        <w:t xml:space="preserve">работе</w:t>
-      </w:r>
-    </w:p>
-    <w:p>
-      <w:pPr>
-        <w:pStyle w:val="Subtitle"/>
-      </w:pPr>
-      <w:r>
-        <w:t xml:space="preserve">Простейший</w:t>
+        <w:t xml:space="preserve">Сергей</w:t>
       </w:r>
       <w:r>
         <w:t xml:space="preserve"> </w:t>
       </w:r>
       <w:r>
-        <w:t xml:space="preserve">вариант</w:t>
-      </w:r>
-    </w:p>
-    <w:p>
-      <w:pPr>
-        <w:pStyle w:val="Author"/>
-      </w:pPr>
-      <w:r>
-        <w:t xml:space="preserve">Дмитрий</w:t>
-      </w:r>
-      <w:r>
-        <w:t xml:space="preserve"> </w:t>
-      </w:r>
-      <w:r>
-        <w:t xml:space="preserve">Сергеевич</w:t>
-      </w:r>
-      <w:r>
-        <w:t xml:space="preserve"> </w:t>
-      </w:r>
-      <w:r>
-        <w:t xml:space="preserve">Кулябов</w:t>
+        <w:t xml:space="preserve">Ильич</w:t>
       </w:r>
     </w:p>
     <w:sdt>
@@ -117,11 +105,11 @@
         <w:pStyle w:val="FirstParagraph"/>
       </w:pPr>
       <w:r>
-        <w:t xml:space="preserve">Создать индивидуальный сайт постепенно его заполняя</w:t>
+        <w:t xml:space="preserve">Использовать Burp Suite</w:t>
       </w:r>
     </w:p>
     <w:bookmarkEnd w:id="20"/>
-    <w:bookmarkStart w:id="21" w:name="задание"/>
+    <w:bookmarkStart w:id="39" w:name="выполнение-индивидуального-проекта"/>
     <w:p>
       <w:pPr>
         <w:pStyle w:val="Heading1"/>
@@ -136,7 +124,7 @@
         <w:tab/>
       </w:r>
       <w:r>
-        <w:t xml:space="preserve">Задание</w:t>
+        <w:t xml:space="preserve">Выполнение индивидуального проекта</w:t>
       </w:r>
     </w:p>
     <w:p>
@@ -144,34 +132,7 @@
         <w:pStyle w:val="FirstParagraph"/>
       </w:pPr>
       <w:r>
-        <w:t xml:space="preserve">Добавить с сайту все остальные элементы</w:t>
-      </w:r>
-    </w:p>
-    <w:bookmarkEnd w:id="21"/>
-    <w:bookmarkStart w:id="37" w:name="выполнение-индивидуального-проекта"/>
-    <w:p>
-      <w:pPr>
-        <w:pStyle w:val="Heading1"/>
-      </w:pPr>
-      <w:r>
-        <w:rPr>
-          <w:rStyle w:val="SectionNumber"/>
-        </w:rPr>
-        <w:t xml:space="preserve">3</w:t>
-      </w:r>
-      <w:r>
-        <w:tab/>
-      </w:r>
-      <w:r>
-        <w:t xml:space="preserve">Выполнение индивидуального проекта</w:t>
-      </w:r>
-    </w:p>
-    <w:p>
-      <w:pPr>
-        <w:pStyle w:val="FirstParagraph"/>
-      </w:pPr>
-      <w:r>
-        <w:t xml:space="preserve">Добавим в файле index.md нашего проекта ссылку на гитхаб</w:t>
+        <w:t xml:space="preserve">Для начала откроем терминал и запустим Burp Suite</w:t>
       </w:r>
     </w:p>
     <w:p>
@@ -181,20 +142,20 @@
       <w:r>
         <w:drawing>
           <wp:inline>
-            <wp:extent cx="5334000" cy="1883899"/>
+            <wp:extent cx="5334000" cy="1336713"/>
             <wp:effectExtent b="0" l="0" r="0" t="0"/>
-            <wp:docPr descr="sc1" title="" id="23" name="Picture"/>
+            <wp:docPr descr="1" title="" id="22" name="Picture"/>
             <a:graphic>
               <a:graphicData uri="http://schemas.openxmlformats.org/drawingml/2006/picture">
                 <pic:pic>
                   <pic:nvPicPr>
-                    <pic:cNvPr descr="image/1.png" id="24" name="Picture"/>
+                    <pic:cNvPr descr="image/1.png" id="23" name="Picture"/>
                     <pic:cNvPicPr>
                       <a:picLocks noChangeArrowheads="1" noChangeAspect="1"/>
                     </pic:cNvPicPr>
                   </pic:nvPicPr>
                   <pic:blipFill>
-                    <a:blip r:embed="rId22"/>
+                    <a:blip r:embed="rId21"/>
                     <a:stretch>
                       <a:fillRect/>
                     </a:stretch>
@@ -202,7 +163,7 @@
                   <pic:spPr bwMode="auto">
                     <a:xfrm>
                       <a:off x="0" y="0"/>
-                      <a:ext cx="5334000" cy="1883899"/>
+                      <a:ext cx="5334000" cy="1336713"/>
                     </a:xfrm>
                     <a:prstGeom prst="rect">
                       <a:avLst/>
@@ -226,7 +187,7 @@
         <w:pStyle w:val="ImageCaption"/>
       </w:pPr>
       <w:r>
-        <w:t xml:space="preserve">sc1</w:t>
+        <w:t xml:space="preserve">1</w:t>
       </w:r>
     </w:p>
     <w:p>
@@ -234,7 +195,7 @@
         <w:pStyle w:val="BodyText"/>
       </w:pPr>
       <w:r>
-        <w:t xml:space="preserve">Напишем пост о прошедшей неделе</w:t>
+        <w:t xml:space="preserve">После чего настроим его</w:t>
       </w:r>
     </w:p>
     <w:p>
@@ -244,20 +205,20 @@
       <w:r>
         <w:drawing>
           <wp:inline>
-            <wp:extent cx="5334000" cy="4896050"/>
+            <wp:extent cx="5334000" cy="3675888"/>
             <wp:effectExtent b="0" l="0" r="0" t="0"/>
-            <wp:docPr descr="sc2" title="" id="26" name="Picture"/>
+            <wp:docPr descr="2" title="" id="25" name="Picture"/>
             <a:graphic>
               <a:graphicData uri="http://schemas.openxmlformats.org/drawingml/2006/picture">
                 <pic:pic>
                   <pic:nvPicPr>
-                    <pic:cNvPr descr="image/2.png" id="27" name="Picture"/>
+                    <pic:cNvPr descr="image/2.png" id="26" name="Picture"/>
                     <pic:cNvPicPr>
                       <a:picLocks noChangeArrowheads="1" noChangeAspect="1"/>
                     </pic:cNvPicPr>
                   </pic:nvPicPr>
                   <pic:blipFill>
-                    <a:blip r:embed="rId25"/>
+                    <a:blip r:embed="rId24"/>
                     <a:stretch>
                       <a:fillRect/>
                     </a:stretch>
@@ -265,7 +226,7 @@
                   <pic:spPr bwMode="auto">
                     <a:xfrm>
                       <a:off x="0" y="0"/>
-                      <a:ext cx="5334000" cy="4896050"/>
+                      <a:ext cx="5334000" cy="3675888"/>
                     </a:xfrm>
                     <a:prstGeom prst="rect">
                       <a:avLst/>
@@ -289,7 +250,7 @@
         <w:pStyle w:val="ImageCaption"/>
       </w:pPr>
       <w:r>
-        <w:t xml:space="preserve">sc2</w:t>
+        <w:t xml:space="preserve">2</w:t>
       </w:r>
     </w:p>
     <w:p>
@@ -297,7 +258,7 @@
         <w:pStyle w:val="BodyText"/>
       </w:pPr>
       <w:r>
-        <w:t xml:space="preserve">Напишем пост о языке программирования</w:t>
+        <w:t xml:space="preserve">Затем проверим запустился ли burp suite или нет</w:t>
       </w:r>
     </w:p>
     <w:p>
@@ -307,20 +268,20 @@
       <w:r>
         <w:drawing>
           <wp:inline>
-            <wp:extent cx="5334000" cy="4770340"/>
+            <wp:extent cx="5334000" cy="1116254"/>
             <wp:effectExtent b="0" l="0" r="0" t="0"/>
-            <wp:docPr descr="sc3" title="" id="29" name="Picture"/>
+            <wp:docPr descr="3" title="" id="28" name="Picture"/>
             <a:graphic>
               <a:graphicData uri="http://schemas.openxmlformats.org/drawingml/2006/picture">
                 <pic:pic>
                   <pic:nvPicPr>
-                    <pic:cNvPr descr="image/3.png" id="30" name="Picture"/>
+                    <pic:cNvPr descr="image/3.png" id="29" name="Picture"/>
                     <pic:cNvPicPr>
                       <a:picLocks noChangeArrowheads="1" noChangeAspect="1"/>
                     </pic:cNvPicPr>
                   </pic:nvPicPr>
                   <pic:blipFill>
-                    <a:blip r:embed="rId28"/>
+                    <a:blip r:embed="rId27"/>
                     <a:stretch>
                       <a:fillRect/>
                     </a:stretch>
@@ -328,7 +289,7 @@
                   <pic:spPr bwMode="auto">
                     <a:xfrm>
                       <a:off x="0" y="0"/>
-                      <a:ext cx="5334000" cy="4770340"/>
+                      <a:ext cx="5334000" cy="1116254"/>
                     </a:xfrm>
                     <a:prstGeom prst="rect">
                       <a:avLst/>
@@ -352,7 +313,7 @@
         <w:pStyle w:val="ImageCaption"/>
       </w:pPr>
       <w:r>
-        <w:t xml:space="preserve">sc3</w:t>
+        <w:t xml:space="preserve">3</w:t>
       </w:r>
     </w:p>
     <w:p>
@@ -360,13 +321,7 @@
         <w:pStyle w:val="BodyText"/>
       </w:pPr>
       <w:r>
-        <w:t xml:space="preserve">Github</w:t>
-      </w:r>
-      <w:r>
-        <w:t xml:space="preserve"> </w:t>
-      </w:r>
-      <w:r>
-        <w:t xml:space="preserve">Вот так выглядит на сайте github</w:t>
+        <w:t xml:space="preserve">Далее настроим Proxy включив перехват запросов</w:t>
       </w:r>
     </w:p>
     <w:p>
@@ -376,20 +331,20 @@
       <w:r>
         <w:drawing>
           <wp:inline>
-            <wp:extent cx="5334000" cy="3259666"/>
+            <wp:extent cx="5334000" cy="1639093"/>
             <wp:effectExtent b="0" l="0" r="0" t="0"/>
-            <wp:docPr descr="sc4" title="" id="32" name="Picture"/>
+            <wp:docPr descr="4" title="" id="31" name="Picture"/>
             <a:graphic>
               <a:graphicData uri="http://schemas.openxmlformats.org/drawingml/2006/picture">
                 <pic:pic>
                   <pic:nvPicPr>
-                    <pic:cNvPr descr="image/4.png" id="33" name="Picture"/>
+                    <pic:cNvPr descr="image/4.png" id="32" name="Picture"/>
                     <pic:cNvPicPr>
                       <a:picLocks noChangeArrowheads="1" noChangeAspect="1"/>
                     </pic:cNvPicPr>
                   </pic:nvPicPr>
                   <pic:blipFill>
-                    <a:blip r:embed="rId31"/>
+                    <a:blip r:embed="rId30"/>
                     <a:stretch>
                       <a:fillRect/>
                     </a:stretch>
@@ -397,7 +352,7 @@
                   <pic:spPr bwMode="auto">
                     <a:xfrm>
                       <a:off x="0" y="0"/>
-                      <a:ext cx="5334000" cy="3259666"/>
+                      <a:ext cx="5334000" cy="1639093"/>
                     </a:xfrm>
                     <a:prstGeom prst="rect">
                       <a:avLst/>
@@ -421,7 +376,7 @@
         <w:pStyle w:val="ImageCaption"/>
       </w:pPr>
       <w:r>
-        <w:t xml:space="preserve">sc4</w:t>
+        <w:t xml:space="preserve">4</w:t>
       </w:r>
     </w:p>
     <w:p>
@@ -429,13 +384,7 @@
         <w:pStyle w:val="BodyText"/>
       </w:pPr>
       <w:r>
-        <w:t xml:space="preserve">Посты</w:t>
-      </w:r>
-      <w:r>
-        <w:t xml:space="preserve"> </w:t>
-      </w:r>
-      <w:r>
-        <w:t xml:space="preserve">Вот так выглядит на сайте посты</w:t>
+        <w:t xml:space="preserve">После чего запустим браузер с прокси burp</w:t>
       </w:r>
     </w:p>
     <w:p>
@@ -445,20 +394,20 @@
       <w:r>
         <w:drawing>
           <wp:inline>
-            <wp:extent cx="5334000" cy="2515948"/>
+            <wp:extent cx="5295900" cy="1162050"/>
             <wp:effectExtent b="0" l="0" r="0" t="0"/>
-            <wp:docPr descr="sc5" title="" id="35" name="Picture"/>
+            <wp:docPr descr="5" title="" id="34" name="Picture"/>
             <a:graphic>
               <a:graphicData uri="http://schemas.openxmlformats.org/drawingml/2006/picture">
                 <pic:pic>
                   <pic:nvPicPr>
-                    <pic:cNvPr descr="image/5.png" id="36" name="Picture"/>
+                    <pic:cNvPr descr="image/5.png" id="35" name="Picture"/>
                     <pic:cNvPicPr>
                       <a:picLocks noChangeArrowheads="1" noChangeAspect="1"/>
                     </pic:cNvPicPr>
                   </pic:nvPicPr>
                   <pic:blipFill>
-                    <a:blip r:embed="rId34"/>
+                    <a:blip r:embed="rId33"/>
                     <a:stretch>
                       <a:fillRect/>
                     </a:stretch>
@@ -466,7 +415,7 @@
                   <pic:spPr bwMode="auto">
                     <a:xfrm>
                       <a:off x="0" y="0"/>
-                      <a:ext cx="5334000" cy="2515948"/>
+                      <a:ext cx="5295900" cy="1162050"/>
                     </a:xfrm>
                     <a:prstGeom prst="rect">
                       <a:avLst/>
@@ -490,11 +439,74 @@
         <w:pStyle w:val="ImageCaption"/>
       </w:pPr>
       <w:r>
-        <w:t xml:space="preserve">sc5</w:t>
-      </w:r>
-    </w:p>
-    <w:bookmarkEnd w:id="37"/>
-    <w:bookmarkStart w:id="38" w:name="выводи"/>
+        <w:t xml:space="preserve">5</w:t>
+      </w:r>
+    </w:p>
+    <w:p>
+      <w:pPr>
+        <w:pStyle w:val="BodyText"/>
+      </w:pPr>
+      <w:r>
+        <w:t xml:space="preserve">Затем проверим работу прокси и убедимся что запрос перехвотили</w:t>
+      </w:r>
+    </w:p>
+    <w:p>
+      <w:pPr>
+        <w:pStyle w:val="CaptionedFigure"/>
+      </w:pPr>
+      <w:r>
+        <w:drawing>
+          <wp:inline>
+            <wp:extent cx="5334000" cy="5317331"/>
+            <wp:effectExtent b="0" l="0" r="0" t="0"/>
+            <wp:docPr descr="6" title="" id="37" name="Picture"/>
+            <a:graphic>
+              <a:graphicData uri="http://schemas.openxmlformats.org/drawingml/2006/picture">
+                <pic:pic>
+                  <pic:nvPicPr>
+                    <pic:cNvPr descr="image/6.png" id="38" name="Picture"/>
+                    <pic:cNvPicPr>
+                      <a:picLocks noChangeArrowheads="1" noChangeAspect="1"/>
+                    </pic:cNvPicPr>
+                  </pic:nvPicPr>
+                  <pic:blipFill>
+                    <a:blip r:embed="rId36"/>
+                    <a:stretch>
+                      <a:fillRect/>
+                    </a:stretch>
+                  </pic:blipFill>
+                  <pic:spPr bwMode="auto">
+                    <a:xfrm>
+                      <a:off x="0" y="0"/>
+                      <a:ext cx="5334000" cy="5317331"/>
+                    </a:xfrm>
+                    <a:prstGeom prst="rect">
+                      <a:avLst/>
+                    </a:prstGeom>
+                    <a:noFill/>
+                    <a:ln w="9525">
+                      <a:noFill/>
+                      <a:headEnd/>
+                      <a:tailEnd/>
+                    </a:ln>
+                  </pic:spPr>
+                </pic:pic>
+              </a:graphicData>
+            </a:graphic>
+          </wp:inline>
+        </w:drawing>
+      </w:r>
+    </w:p>
+    <w:p>
+      <w:pPr>
+        <w:pStyle w:val="ImageCaption"/>
+      </w:pPr>
+      <w:r>
+        <w:t xml:space="preserve">6</w:t>
+      </w:r>
+    </w:p>
+    <w:bookmarkEnd w:id="39"/>
+    <w:bookmarkStart w:id="40" w:name="выводи"/>
     <w:p>
       <w:pPr>
         <w:pStyle w:val="Heading1"/>
@@ -503,7 +515,7 @@
         <w:rPr>
           <w:rStyle w:val="SectionNumber"/>
         </w:rPr>
-        <w:t xml:space="preserve">4</w:t>
+        <w:t xml:space="preserve">3</w:t>
       </w:r>
       <w:r>
         <w:tab/>
@@ -517,10 +529,10 @@
         <w:pStyle w:val="FirstParagraph"/>
       </w:pPr>
       <w:r>
-        <w:t xml:space="preserve">В результате работы были добавлены посты и проекты</w:t>
-      </w:r>
-    </w:p>
-    <w:bookmarkEnd w:id="38"/>
+        <w:t xml:space="preserve">В результате выполнения индивидуального проекта часть 5, я получил навыки работы с burp suite</w:t>
+      </w:r>
+    </w:p>
+    <w:bookmarkEnd w:id="40"/>
     <w:sectPr/>
   </w:body>
 </w:document>
